--- a/presentation/QA_Preparation_Notes.docx
+++ b/presentation/QA_Preparation_Notes.docx
@@ -1771,7 +1771,69 @@
         <w:pStyle w:val="Heading2"/>
       </w:pPr>
       <w:r>
-        <w:t>5. Why this had not been done</w:t>
+        <w:t>5. Cost, and the classical Riemannian baseline</w:t>
+      </w:r>
+    </w:p>
+    <w:p>
+      <w:pPr>
+        <w:pStyle w:val="ListBullet"/>
+        <w:spacing w:after="80"/>
+      </w:pPr>
+      <w:r>
+        <w:t>Both of these answer questions a reviewer asks first, and both are in the paper now.</w:t>
+      </w:r>
+    </w:p>
+    <w:p>
+      <w:pPr>
+        <w:pStyle w:val="ListBullet"/>
+        <w:spacing w:after="80"/>
+      </w:pPr>
+      <w:r>
+        <w:t>Can it run online? Yes, on a CPU. One forward covering eight windows takes 10.0 ms on CPU (95th percentile 12.0 ms) and 4.3 ms on an RTX 5080. Cohort A decides once per 0.5 s, so that is about 2 per cent of the budget. The label-free reference update is 0.98 ms of it. Peak GPU memory is 61 MB.</w:t>
+      </w:r>
+    </w:p>
+    <w:p>
+      <w:pPr>
+        <w:pStyle w:val="ListBullet"/>
+        <w:spacing w:after="80"/>
+      </w:pPr>
+      <w:r>
+        <w:t>Why not just use a Riemannian classifier? On cohort A, tangent space at the Riemannian mean with logistic regression reaches 0.793 over three seeds and MDM reaches 0.706, against 0.909 for the reported model: +0.116, higher in 7 of 7 participants, p = 0.016. Calibration error is worse too, 0.078 against 0.049. It also sits below the convolutional stem alone at 0.864.</w:t>
+      </w:r>
+    </w:p>
+    <w:p>
+      <w:pPr>
+        <w:pStyle w:val="ListBullet"/>
+        <w:spacing w:after="80"/>
+      </w:pPr>
+      <w:r>
+        <w:t>If pressed on why the classical pipeline loses: its reference is the Riemannian mean of the fitting split, fitted once and then fixed. That is the static counterpart of our running estimate, and it is the same thing the frozen-reference ablation measures (0.825 against 0.909).</w:t>
+      </w:r>
+    </w:p>
+    <w:p>
+      <w:pPr>
+        <w:pStyle w:val="ListBullet"/>
+        <w:spacing w:after="80"/>
+      </w:pPr>
+      <w:r>
+        <w:t>Be straight about the scope: this was run on cohort A only. Cohort C lives on the other machine and was still downloading. Say so.</w:t>
+      </w:r>
+    </w:p>
+    <w:p>
+      <w:pPr>
+        <w:pStyle w:val="ListBullet"/>
+        <w:spacing w:after="80"/>
+      </w:pPr>
+      <w:r>
+        <w:t>On parameters versus latency, if asked: the branch is 14.5 times the parameters but only 1.74 times the CPU latency, because its cost is an eigendecomposition rather than matrix multiplies. FLOPs rise only 1.13 times and therefore understate it. Latency is the honest measure.</w:t>
+      </w:r>
+    </w:p>
+    <w:p>
+      <w:pPr>
+        <w:pStyle w:val="Heading2"/>
+      </w:pPr>
+      <w:r>
+        <w:t>6. Why this had not been done</w:t>
       </w:r>
     </w:p>
     <w:p>
@@ -1815,7 +1877,7 @@
         <w:pStyle w:val="Heading2"/>
       </w:pPr>
       <w:r>
-        <w:t>6. Technical questions</w:t>
+        <w:t>7. Technical questions</w:t>
       </w:r>
     </w:p>
     <w:p>
@@ -1886,7 +1948,7 @@
         <w:pStyle w:val="Heading2"/>
       </w:pPr>
       <w:r>
-        <w:t>7. The questions that will actually be asked</w:t>
+        <w:t>8. The questions that will actually be asked</w:t>
       </w:r>
     </w:p>
     <w:p>
